--- a/НИР_ЭДО_ПОЛНЫЙ_АРХИВ/03_ЭДО_в_целом/02_Второй_комплект/07_Кения_ЭДО.docx
+++ b/НИР_ЭДО_ПОЛНЫЙ_АРХИВ/03_ЭДО_в_целом/02_Второй_комплект/07_Кения_ЭДО.docx
@@ -11,6 +11,7 @@
         <w:rPr>
           <w:rFonts w:ascii="Calibri" w:hAnsi="Calibri" w:eastAsia="Calibri"/>
           <w:b/>
+          <w:i w:val="0"/>
           <w:color w:val="1F4E79"/>
           <w:sz w:val="44"/>
         </w:rPr>
@@ -25,10 +26,26 @@
         <w:rPr>
           <w:rFonts w:ascii="Calibri" w:hAnsi="Calibri" w:eastAsia="Calibri"/>
           <w:b w:val="0"/>
+          <w:i w:val="0"/>
           <w:color w:val="535353"/>
           <w:sz w:val="26"/>
         </w:rPr>
         <w:t>Электронный документооборот в целом. Сравнение с Российской Федерацией</w:t>
+      </w:r>
+    </w:p>
+    <w:p>
+      <w:pPr>
+        <w:spacing w:after="160"/>
+      </w:pPr>
+      <w:r>
+        <w:rPr>
+          <w:rFonts w:ascii="Calibri" w:hAnsi="Calibri" w:eastAsia="Calibri"/>
+          <w:b w:val="0"/>
+          <w:i w:val="0"/>
+          <w:color w:val="535353"/>
+          <w:sz w:val="22"/>
+        </w:rPr>
+        <w:t>Сравнительный анализ зарубежного регулирования электронного документооборота (ЭДО) с правовой моделью Российской Федерации. Актуализация: август 2026 г.</w:t>
       </w:r>
     </w:p>
     <w:p>
@@ -39,10 +56,11 @@
         <w:rPr>
           <w:rFonts w:ascii="Calibri" w:hAnsi="Calibri" w:eastAsia="Calibri"/>
           <w:b w:val="0"/>
+          <w:i/>
           <w:color w:val="535353"/>
-          <w:sz w:val="22"/>
+          <w:sz w:val="20"/>
         </w:rPr>
-        <w:t>Сравнительный анализ зарубежного регулирования электронного документооборота (ЭДО) с правовой моделью Российской Федерации. Актуализация: август 2026 г.</w:t>
+        <w:t>Как проверить. После каждого блока фактов — строка «Проверить» с кликабельной ссылкой на официальный текст закона, судебное решение или первоисточник. Рекомендации («что добавить / не переносить») — выводы автора НИР, но рядом указаны нормы, на которые они опираются. Номера дел не вымышлены.</w:t>
       </w:r>
     </w:p>
     <w:p>
@@ -58,50 +76,500 @@
         <w:rPr>
           <w:rFonts w:ascii="Calibri" w:hAnsi="Calibri" w:eastAsia="Calibri"/>
           <w:b w:val="0"/>
+          <w:i w:val="0"/>
           <w:sz w:val="24"/>
         </w:rPr>
         <w:t>Основные акты: Kenya Information and Communications Act, s. 83P (advanced electronic signature = wet ink); Evidence Act Cap 80, ss. 106A–106H (особенно 106B — сертификат для электронных записей)</w:t>
       </w:r>
     </w:p>
     <w:p>
+      <w:pPr>
+        <w:spacing w:before="0" w:after="200"/>
+      </w:pPr>
       <w:r>
         <w:rPr>
           <w:rFonts w:ascii="Calibri" w:hAnsi="Calibri" w:eastAsia="Calibri"/>
           <w:b w:val="0"/>
+          <w:i/>
+          <w:color w:val="535353"/>
+          <w:sz w:val="18"/>
+        </w:rPr>
+        <w:t xml:space="preserve">Проверить: </w:t>
+      </w:r>
+      <w:hyperlink r:id="rId9">
+        <w:r>
+          <w:rPr>
+            <w:color w:val="0563C1"/>
+            <w:u w:val="single"/>
+            <w:sz w:val="18"/>
+            <w:rFonts w:ascii="Calibri" w:hAnsi="Calibri"/>
+          </w:rPr>
+          <w:t xml:space="preserve">[2025] KEELC 392 (Kenya Law)</w:t>
+        </w:r>
+      </w:hyperlink>
+      <w:r>
+        <w:rPr>
+          <w:rFonts w:ascii="Calibri" w:hAnsi="Calibri" w:eastAsia="Calibri"/>
+          <w:b w:val="0"/>
+          <w:i w:val="0"/>
+          <w:color w:val="535353"/>
+          <w:sz w:val="18"/>
+        </w:rPr>
+        <w:t xml:space="preserve">  ·  </w:t>
+      </w:r>
+      <w:hyperlink r:id="rId10">
+        <w:r>
+          <w:rPr>
+            <w:color w:val="0563C1"/>
+            <w:u w:val="single"/>
+            <w:sz w:val="18"/>
+            <w:rFonts w:ascii="Calibri" w:hAnsi="Calibri"/>
+          </w:rPr>
+          <w:t xml:space="preserve">KICA (Kenya Law)</w:t>
+        </w:r>
+      </w:hyperlink>
+      <w:r>
+        <w:rPr>
+          <w:rFonts w:ascii="Calibri" w:hAnsi="Calibri" w:eastAsia="Calibri"/>
+          <w:b w:val="0"/>
+          <w:i w:val="0"/>
+          <w:color w:val="535353"/>
+          <w:sz w:val="18"/>
+        </w:rPr>
+        <w:t xml:space="preserve">  ·  </w:t>
+      </w:r>
+      <w:hyperlink r:id="rId11">
+        <w:r>
+          <w:rPr>
+            <w:color w:val="0563C1"/>
+            <w:u w:val="single"/>
+            <w:sz w:val="18"/>
+            <w:rFonts w:ascii="Calibri" w:hAnsi="Calibri"/>
+          </w:rPr>
+          <w:t xml:space="preserve">Evidence Act Cap 80 (Kenya Law)</w:t>
+        </w:r>
+      </w:hyperlink>
+      <w:r>
+        <w:rPr>
+          <w:rFonts w:ascii="Calibri" w:hAnsi="Calibri" w:eastAsia="Calibri"/>
+          <w:b w:val="0"/>
+          <w:i w:val="0"/>
+          <w:color w:val="535353"/>
+          <w:sz w:val="18"/>
+        </w:rPr>
+        <w:t xml:space="preserve">  ·  </w:t>
+      </w:r>
+      <w:hyperlink r:id="rId12">
+        <w:r>
+          <w:rPr>
+            <w:color w:val="0563C1"/>
+            <w:u w:val="single"/>
+            <w:sz w:val="18"/>
+            <w:rFonts w:ascii="Calibri" w:hAnsi="Calibri"/>
+          </w:rPr>
+          <w:t xml:space="preserve">Evidence Act Cap 80, s. 106B (lex)</w:t>
+        </w:r>
+      </w:hyperlink>
+    </w:p>
+    <w:p>
+      <w:r>
+        <w:rPr>
+          <w:rFonts w:ascii="Calibri" w:hAnsi="Calibri" w:eastAsia="Calibri"/>
+          <w:b w:val="0"/>
+          <w:i w:val="0"/>
           <w:sz w:val="24"/>
         </w:rPr>
         <w:t>KICA s. 83P: advanced electronic signature имеет тот же эффект, что собственноручная. Это UNCITRAL‑линия, без европейской лестницы SES/AES/QES.</w:t>
       </w:r>
     </w:p>
     <w:p>
+      <w:pPr>
+        <w:spacing w:before="0" w:after="200"/>
+      </w:pPr>
       <w:r>
         <w:rPr>
           <w:rFonts w:ascii="Calibri" w:hAnsi="Calibri" w:eastAsia="Calibri"/>
           <w:b w:val="0"/>
+          <w:i/>
+          <w:color w:val="535353"/>
+          <w:sz w:val="18"/>
+        </w:rPr>
+        <w:t xml:space="preserve">Проверить: </w:t>
+      </w:r>
+      <w:hyperlink r:id="rId9">
+        <w:r>
+          <w:rPr>
+            <w:color w:val="0563C1"/>
+            <w:u w:val="single"/>
+            <w:sz w:val="18"/>
+            <w:rFonts w:ascii="Calibri" w:hAnsi="Calibri"/>
+          </w:rPr>
+          <w:t xml:space="preserve">[2025] KEELC 392 (Kenya Law)</w:t>
+        </w:r>
+      </w:hyperlink>
+      <w:r>
+        <w:rPr>
+          <w:rFonts w:ascii="Calibri" w:hAnsi="Calibri" w:eastAsia="Calibri"/>
+          <w:b w:val="0"/>
+          <w:i w:val="0"/>
+          <w:color w:val="535353"/>
+          <w:sz w:val="18"/>
+        </w:rPr>
+        <w:t xml:space="preserve">  ·  </w:t>
+      </w:r>
+      <w:hyperlink r:id="rId10">
+        <w:r>
+          <w:rPr>
+            <w:color w:val="0563C1"/>
+            <w:u w:val="single"/>
+            <w:sz w:val="18"/>
+            <w:rFonts w:ascii="Calibri" w:hAnsi="Calibri"/>
+          </w:rPr>
+          <w:t xml:space="preserve">KICA (Kenya Law)</w:t>
+        </w:r>
+      </w:hyperlink>
+      <w:r>
+        <w:rPr>
+          <w:rFonts w:ascii="Calibri" w:hAnsi="Calibri" w:eastAsia="Calibri"/>
+          <w:b w:val="0"/>
+          <w:i w:val="0"/>
+          <w:color w:val="535353"/>
+          <w:sz w:val="18"/>
+        </w:rPr>
+        <w:t xml:space="preserve">  ·  </w:t>
+      </w:r>
+      <w:hyperlink r:id="rId11">
+        <w:r>
+          <w:rPr>
+            <w:color w:val="0563C1"/>
+            <w:u w:val="single"/>
+            <w:sz w:val="18"/>
+            <w:rFonts w:ascii="Calibri" w:hAnsi="Calibri"/>
+          </w:rPr>
+          <w:t xml:space="preserve">Evidence Act Cap 80 (Kenya Law)</w:t>
+        </w:r>
+      </w:hyperlink>
+      <w:r>
+        <w:rPr>
+          <w:rFonts w:ascii="Calibri" w:hAnsi="Calibri" w:eastAsia="Calibri"/>
+          <w:b w:val="0"/>
+          <w:i w:val="0"/>
+          <w:color w:val="535353"/>
+          <w:sz w:val="18"/>
+        </w:rPr>
+        <w:t xml:space="preserve">  ·  </w:t>
+      </w:r>
+      <w:hyperlink r:id="rId12">
+        <w:r>
+          <w:rPr>
+            <w:color w:val="0563C1"/>
+            <w:u w:val="single"/>
+            <w:sz w:val="18"/>
+            <w:rFonts w:ascii="Calibri" w:hAnsi="Calibri"/>
+          </w:rPr>
+          <w:t xml:space="preserve">Evidence Act Cap 80, s. 106B (lex)</w:t>
+        </w:r>
+      </w:hyperlink>
+    </w:p>
+    <w:p>
+      <w:r>
+        <w:rPr>
+          <w:rFonts w:ascii="Calibri" w:hAnsi="Calibri" w:eastAsia="Calibri"/>
+          <w:b w:val="0"/>
+          <w:i w:val="0"/>
           <w:sz w:val="24"/>
         </w:rPr>
         <w:t>Evidence Act s. 106B — практический центр кенийского ЭДО в суде. Электронная запись допустима при условиях целостности системы и, как правило, при сертификате лица, ответственного за устройство/обработку: как сделана запись, каким устройством, соблюдены ли условия s. 106B(2).</w:t>
       </w:r>
     </w:p>
     <w:p>
+      <w:pPr>
+        <w:spacing w:before="0" w:after="200"/>
+      </w:pPr>
       <w:r>
         <w:rPr>
           <w:rFonts w:ascii="Calibri" w:hAnsi="Calibri" w:eastAsia="Calibri"/>
           <w:b w:val="0"/>
+          <w:i/>
+          <w:color w:val="535353"/>
+          <w:sz w:val="18"/>
+        </w:rPr>
+        <w:t xml:space="preserve">Проверить: </w:t>
+      </w:r>
+      <w:hyperlink r:id="rId9">
+        <w:r>
+          <w:rPr>
+            <w:color w:val="0563C1"/>
+            <w:u w:val="single"/>
+            <w:sz w:val="18"/>
+            <w:rFonts w:ascii="Calibri" w:hAnsi="Calibri"/>
+          </w:rPr>
+          <w:t xml:space="preserve">[2025] KEELC 392 (Kenya Law)</w:t>
+        </w:r>
+      </w:hyperlink>
+      <w:r>
+        <w:rPr>
+          <w:rFonts w:ascii="Calibri" w:hAnsi="Calibri" w:eastAsia="Calibri"/>
+          <w:b w:val="0"/>
+          <w:i w:val="0"/>
+          <w:color w:val="535353"/>
+          <w:sz w:val="18"/>
+        </w:rPr>
+        <w:t xml:space="preserve">  ·  </w:t>
+      </w:r>
+      <w:hyperlink r:id="rId10">
+        <w:r>
+          <w:rPr>
+            <w:color w:val="0563C1"/>
+            <w:u w:val="single"/>
+            <w:sz w:val="18"/>
+            <w:rFonts w:ascii="Calibri" w:hAnsi="Calibri"/>
+          </w:rPr>
+          <w:t xml:space="preserve">KICA (Kenya Law)</w:t>
+        </w:r>
+      </w:hyperlink>
+      <w:r>
+        <w:rPr>
+          <w:rFonts w:ascii="Calibri" w:hAnsi="Calibri" w:eastAsia="Calibri"/>
+          <w:b w:val="0"/>
+          <w:i w:val="0"/>
+          <w:color w:val="535353"/>
+          <w:sz w:val="18"/>
+        </w:rPr>
+        <w:t xml:space="preserve">  ·  </w:t>
+      </w:r>
+      <w:hyperlink r:id="rId11">
+        <w:r>
+          <w:rPr>
+            <w:color w:val="0563C1"/>
+            <w:u w:val="single"/>
+            <w:sz w:val="18"/>
+            <w:rFonts w:ascii="Calibri" w:hAnsi="Calibri"/>
+          </w:rPr>
+          <w:t xml:space="preserve">Evidence Act Cap 80 (Kenya Law)</w:t>
+        </w:r>
+      </w:hyperlink>
+      <w:r>
+        <w:rPr>
+          <w:rFonts w:ascii="Calibri" w:hAnsi="Calibri" w:eastAsia="Calibri"/>
+          <w:b w:val="0"/>
+          <w:i w:val="0"/>
+          <w:color w:val="535353"/>
+          <w:sz w:val="18"/>
+        </w:rPr>
+        <w:t xml:space="preserve">  ·  </w:t>
+      </w:r>
+      <w:hyperlink r:id="rId12">
+        <w:r>
+          <w:rPr>
+            <w:color w:val="0563C1"/>
+            <w:u w:val="single"/>
+            <w:sz w:val="18"/>
+            <w:rFonts w:ascii="Calibri" w:hAnsi="Calibri"/>
+          </w:rPr>
+          <w:t xml:space="preserve">Evidence Act Cap 80, s. 106B (lex)</w:t>
+        </w:r>
+      </w:hyperlink>
+    </w:p>
+    <w:p>
+      <w:r>
+        <w:rPr>
+          <w:rFonts w:ascii="Calibri" w:hAnsi="Calibri" w:eastAsia="Calibri"/>
+          <w:b w:val="0"/>
+          <w:i w:val="0"/>
           <w:sz w:val="24"/>
         </w:rPr>
         <w:t>Environment and Land Court в Dardanelli &amp; others v Tilito &amp; others [2025] KEELC 392 (KLR) (06.02.2025): аффидевит, переданный депоненту онлайн, скачанный и затем заверенный, — электронная запись. Без сертификата 106B аффидевит снят, заявление отпало. Суд сослался и на Samwel Kazungu Kambi v Nelly Ilongo [2017] eKLR.</w:t>
       </w:r>
     </w:p>
     <w:p>
+      <w:pPr>
+        <w:spacing w:before="0" w:after="200"/>
+      </w:pPr>
       <w:r>
         <w:rPr>
           <w:rFonts w:ascii="Calibri" w:hAnsi="Calibri" w:eastAsia="Calibri"/>
           <w:b w:val="0"/>
+          <w:i/>
+          <w:color w:val="535353"/>
+          <w:sz w:val="18"/>
+        </w:rPr>
+        <w:t xml:space="preserve">Проверить: </w:t>
+      </w:r>
+      <w:hyperlink r:id="rId9">
+        <w:r>
+          <w:rPr>
+            <w:color w:val="0563C1"/>
+            <w:u w:val="single"/>
+            <w:sz w:val="18"/>
+            <w:rFonts w:ascii="Calibri" w:hAnsi="Calibri"/>
+          </w:rPr>
+          <w:t xml:space="preserve">[2025] KEELC 392 (Kenya Law)</w:t>
+        </w:r>
+      </w:hyperlink>
+      <w:r>
+        <w:rPr>
+          <w:rFonts w:ascii="Calibri" w:hAnsi="Calibri" w:eastAsia="Calibri"/>
+          <w:b w:val="0"/>
+          <w:i w:val="0"/>
+          <w:color w:val="535353"/>
+          <w:sz w:val="18"/>
+        </w:rPr>
+        <w:t xml:space="preserve">  ·  </w:t>
+      </w:r>
+      <w:hyperlink r:id="rId10">
+        <w:r>
+          <w:rPr>
+            <w:color w:val="0563C1"/>
+            <w:u w:val="single"/>
+            <w:sz w:val="18"/>
+            <w:rFonts w:ascii="Calibri" w:hAnsi="Calibri"/>
+          </w:rPr>
+          <w:t xml:space="preserve">KICA (Kenya Law)</w:t>
+        </w:r>
+      </w:hyperlink>
+      <w:r>
+        <w:rPr>
+          <w:rFonts w:ascii="Calibri" w:hAnsi="Calibri" w:eastAsia="Calibri"/>
+          <w:b w:val="0"/>
+          <w:i w:val="0"/>
+          <w:color w:val="535353"/>
+          <w:sz w:val="18"/>
+        </w:rPr>
+        <w:t xml:space="preserve">  ·  </w:t>
+      </w:r>
+      <w:hyperlink r:id="rId11">
+        <w:r>
+          <w:rPr>
+            <w:color w:val="0563C1"/>
+            <w:u w:val="single"/>
+            <w:sz w:val="18"/>
+            <w:rFonts w:ascii="Calibri" w:hAnsi="Calibri"/>
+          </w:rPr>
+          <w:t xml:space="preserve">Evidence Act Cap 80 (Kenya Law)</w:t>
+        </w:r>
+      </w:hyperlink>
+      <w:r>
+        <w:rPr>
+          <w:rFonts w:ascii="Calibri" w:hAnsi="Calibri" w:eastAsia="Calibri"/>
+          <w:b w:val="0"/>
+          <w:i w:val="0"/>
+          <w:color w:val="535353"/>
+          <w:sz w:val="18"/>
+        </w:rPr>
+        <w:t xml:space="preserve">  ·  </w:t>
+      </w:r>
+      <w:hyperlink r:id="rId12">
+        <w:r>
+          <w:rPr>
+            <w:color w:val="0563C1"/>
+            <w:u w:val="single"/>
+            <w:sz w:val="18"/>
+            <w:rFonts w:ascii="Calibri" w:hAnsi="Calibri"/>
+          </w:rPr>
+          <w:t xml:space="preserve">Evidence Act Cap 80, s. 106B (lex)</w:t>
+        </w:r>
+      </w:hyperlink>
+    </w:p>
+    <w:p>
+      <w:r>
+        <w:rPr>
+          <w:rFonts w:ascii="Calibri" w:hAnsi="Calibri" w:eastAsia="Calibri"/>
+          <w:b w:val="0"/>
+          <w:i w:val="0"/>
           <w:sz w:val="24"/>
         </w:rPr>
         <w:t>Вывод: в Кении «подписали электронно» ≠ «примут в процесс». Нужен ещё доказательственный конверт 106B.</w:t>
       </w:r>
+    </w:p>
+    <w:p>
+      <w:pPr>
+        <w:spacing w:before="0" w:after="200"/>
+      </w:pPr>
+      <w:r>
+        <w:rPr>
+          <w:rFonts w:ascii="Calibri" w:hAnsi="Calibri" w:eastAsia="Calibri"/>
+          <w:b w:val="0"/>
+          <w:i/>
+          <w:color w:val="535353"/>
+          <w:sz w:val="18"/>
+        </w:rPr>
+        <w:t xml:space="preserve">Проверить: </w:t>
+      </w:r>
+      <w:hyperlink r:id="rId9">
+        <w:r>
+          <w:rPr>
+            <w:color w:val="0563C1"/>
+            <w:u w:val="single"/>
+            <w:sz w:val="18"/>
+            <w:rFonts w:ascii="Calibri" w:hAnsi="Calibri"/>
+          </w:rPr>
+          <w:t xml:space="preserve">[2025] KEELC 392 (Kenya Law)</w:t>
+        </w:r>
+      </w:hyperlink>
+      <w:r>
+        <w:rPr>
+          <w:rFonts w:ascii="Calibri" w:hAnsi="Calibri" w:eastAsia="Calibri"/>
+          <w:b w:val="0"/>
+          <w:i w:val="0"/>
+          <w:color w:val="535353"/>
+          <w:sz w:val="18"/>
+        </w:rPr>
+        <w:t xml:space="preserve">  ·  </w:t>
+      </w:r>
+      <w:hyperlink r:id="rId10">
+        <w:r>
+          <w:rPr>
+            <w:color w:val="0563C1"/>
+            <w:u w:val="single"/>
+            <w:sz w:val="18"/>
+            <w:rFonts w:ascii="Calibri" w:hAnsi="Calibri"/>
+          </w:rPr>
+          <w:t xml:space="preserve">KICA (Kenya Law)</w:t>
+        </w:r>
+      </w:hyperlink>
+      <w:r>
+        <w:rPr>
+          <w:rFonts w:ascii="Calibri" w:hAnsi="Calibri" w:eastAsia="Calibri"/>
+          <w:b w:val="0"/>
+          <w:i w:val="0"/>
+          <w:color w:val="535353"/>
+          <w:sz w:val="18"/>
+        </w:rPr>
+        <w:t xml:space="preserve">  ·  </w:t>
+      </w:r>
+      <w:hyperlink r:id="rId11">
+        <w:r>
+          <w:rPr>
+            <w:color w:val="0563C1"/>
+            <w:u w:val="single"/>
+            <w:sz w:val="18"/>
+            <w:rFonts w:ascii="Calibri" w:hAnsi="Calibri"/>
+          </w:rPr>
+          <w:t xml:space="preserve">Evidence Act Cap 80 (Kenya Law)</w:t>
+        </w:r>
+      </w:hyperlink>
+      <w:r>
+        <w:rPr>
+          <w:rFonts w:ascii="Calibri" w:hAnsi="Calibri" w:eastAsia="Calibri"/>
+          <w:b w:val="0"/>
+          <w:i w:val="0"/>
+          <w:color w:val="535353"/>
+          <w:sz w:val="18"/>
+        </w:rPr>
+        <w:t xml:space="preserve">  ·  </w:t>
+      </w:r>
+      <w:hyperlink r:id="rId12">
+        <w:r>
+          <w:rPr>
+            <w:color w:val="0563C1"/>
+            <w:u w:val="single"/>
+            <w:sz w:val="18"/>
+            <w:rFonts w:ascii="Calibri" w:hAnsi="Calibri"/>
+          </w:rPr>
+          <w:t xml:space="preserve">Evidence Act Cap 80, s. 106B (lex)</w:t>
+        </w:r>
+      </w:hyperlink>
     </w:p>
     <w:p>
       <w:pPr>
@@ -119,6 +587,7 @@
         <w:rPr>
           <w:rFonts w:ascii="Calibri" w:hAnsi="Calibri" w:eastAsia="Calibri"/>
           <w:b w:val="0"/>
+          <w:i w:val="0"/>
           <w:sz w:val="24"/>
         </w:rPr>
         <w:t>Уравнение advanced e‑signature с wet ink (83P).</w:t>
@@ -132,6 +601,7 @@
         <w:rPr>
           <w:rFonts w:ascii="Calibri" w:hAnsi="Calibri" w:eastAsia="Calibri"/>
           <w:b w:val="0"/>
+          <w:i w:val="0"/>
           <w:sz w:val="24"/>
         </w:rPr>
         <w:t>Жёсткий фильтр допустимости 106B.</w:t>
@@ -145,10 +615,100 @@
         <w:rPr>
           <w:rFonts w:ascii="Calibri" w:hAnsi="Calibri" w:eastAsia="Calibri"/>
           <w:b w:val="0"/>
+          <w:i w:val="0"/>
           <w:sz w:val="24"/>
         </w:rPr>
         <w:t>Виртуальное заверение присяги возможно, но только с сертификатом и live appearance.</w:t>
       </w:r>
+    </w:p>
+    <w:p>
+      <w:pPr>
+        <w:spacing w:before="0" w:after="200"/>
+      </w:pPr>
+      <w:r>
+        <w:rPr>
+          <w:rFonts w:ascii="Calibri" w:hAnsi="Calibri" w:eastAsia="Calibri"/>
+          <w:b w:val="0"/>
+          <w:i/>
+          <w:color w:val="535353"/>
+          <w:sz w:val="18"/>
+        </w:rPr>
+        <w:t xml:space="preserve">Проверить: </w:t>
+      </w:r>
+      <w:hyperlink r:id="rId9">
+        <w:r>
+          <w:rPr>
+            <w:color w:val="0563C1"/>
+            <w:u w:val="single"/>
+            <w:sz w:val="18"/>
+            <w:rFonts w:ascii="Calibri" w:hAnsi="Calibri"/>
+          </w:rPr>
+          <w:t xml:space="preserve">[2025] KEELC 392 (Kenya Law)</w:t>
+        </w:r>
+      </w:hyperlink>
+      <w:r>
+        <w:rPr>
+          <w:rFonts w:ascii="Calibri" w:hAnsi="Calibri" w:eastAsia="Calibri"/>
+          <w:b w:val="0"/>
+          <w:i w:val="0"/>
+          <w:color w:val="535353"/>
+          <w:sz w:val="18"/>
+        </w:rPr>
+        <w:t xml:space="preserve">  ·  </w:t>
+      </w:r>
+      <w:hyperlink r:id="rId10">
+        <w:r>
+          <w:rPr>
+            <w:color w:val="0563C1"/>
+            <w:u w:val="single"/>
+            <w:sz w:val="18"/>
+            <w:rFonts w:ascii="Calibri" w:hAnsi="Calibri"/>
+          </w:rPr>
+          <w:t xml:space="preserve">KICA (Kenya Law)</w:t>
+        </w:r>
+      </w:hyperlink>
+      <w:r>
+        <w:rPr>
+          <w:rFonts w:ascii="Calibri" w:hAnsi="Calibri" w:eastAsia="Calibri"/>
+          <w:b w:val="0"/>
+          <w:i w:val="0"/>
+          <w:color w:val="535353"/>
+          <w:sz w:val="18"/>
+        </w:rPr>
+        <w:t xml:space="preserve">  ·  </w:t>
+      </w:r>
+      <w:hyperlink r:id="rId11">
+        <w:r>
+          <w:rPr>
+            <w:color w:val="0563C1"/>
+            <w:u w:val="single"/>
+            <w:sz w:val="18"/>
+            <w:rFonts w:ascii="Calibri" w:hAnsi="Calibri"/>
+          </w:rPr>
+          <w:t xml:space="preserve">Evidence Act Cap 80 (Kenya Law)</w:t>
+        </w:r>
+      </w:hyperlink>
+      <w:r>
+        <w:rPr>
+          <w:rFonts w:ascii="Calibri" w:hAnsi="Calibri" w:eastAsia="Calibri"/>
+          <w:b w:val="0"/>
+          <w:i w:val="0"/>
+          <w:color w:val="535353"/>
+          <w:sz w:val="18"/>
+        </w:rPr>
+        <w:t xml:space="preserve">  ·  </w:t>
+      </w:r>
+      <w:hyperlink r:id="rId12">
+        <w:r>
+          <w:rPr>
+            <w:color w:val="0563C1"/>
+            <w:u w:val="single"/>
+            <w:sz w:val="18"/>
+            <w:rFonts w:ascii="Calibri" w:hAnsi="Calibri"/>
+          </w:rPr>
+          <w:t xml:space="preserve">Evidence Act Cap 80, s. 106B (lex)</w:t>
+        </w:r>
+      </w:hyperlink>
     </w:p>
     <w:p>
       <w:pPr>
@@ -166,6 +726,7 @@
         <w:rPr>
           <w:rFonts w:ascii="Calibri" w:hAnsi="Calibri" w:eastAsia="Calibri"/>
           <w:b w:val="0"/>
+          <w:i w:val="0"/>
           <w:sz w:val="24"/>
         </w:rPr>
         <w:t>Юридическая сила электронного документа и подписи — прежде всего ФЗ от 06.04.2011 № 63‑ФЗ (ПЭП / УНЭП / УКЭП).</w:t>
@@ -179,6 +740,7 @@
         <w:rPr>
           <w:rFonts w:ascii="Calibri" w:hAnsi="Calibri" w:eastAsia="Calibri"/>
           <w:b w:val="0"/>
+          <w:i w:val="0"/>
           <w:sz w:val="24"/>
         </w:rPr>
         <w:t>B2B‑ЭДО (счета‑фактуры, УПД и др.) — через операторов ЭДО и отраслевые требования ФНС / Минфина.</w:t>
@@ -192,6 +754,7 @@
         <w:rPr>
           <w:rFonts w:ascii="Calibri" w:hAnsi="Calibri" w:eastAsia="Calibri"/>
           <w:b w:val="0"/>
+          <w:i w:val="0"/>
           <w:sz w:val="24"/>
         </w:rPr>
         <w:t>Кадровый ЭДО — ст. 22.1–22.3 ТК РФ (согласие работника, виды ЭП, исключения).</w:t>
@@ -205,6 +768,7 @@
         <w:rPr>
           <w:rFonts w:ascii="Calibri" w:hAnsi="Calibri" w:eastAsia="Calibri"/>
           <w:b w:val="0"/>
+          <w:i w:val="0"/>
           <w:sz w:val="24"/>
         </w:rPr>
         <w:t>Трансграничное признание иностранных ЭП — ст. 7 63‑ФЗ: международные договоры, соглашение сторон, существенная эквивалентность; в ЕАЭС — через службу доверенной третьей стороны (ДТС).</w:t>
@@ -218,10 +782,100 @@
         <w:rPr>
           <w:rFonts w:ascii="Calibri" w:hAnsi="Calibri" w:eastAsia="Calibri"/>
           <w:b w:val="0"/>
+          <w:i w:val="0"/>
           <w:sz w:val="24"/>
         </w:rPr>
         <w:t>С августа 2026: ФЗ от 04.08.2026 № 315‑ФЗ — правила УКЭП для международных (межправительственных) организаций и их филиалов/представительств в РФ; квалифицированный сертификат выдаёт УЦ ФНС России.</w:t>
       </w:r>
+    </w:p>
+    <w:p>
+      <w:pPr>
+        <w:spacing w:before="0" w:after="200"/>
+      </w:pPr>
+      <w:r>
+        <w:rPr>
+          <w:rFonts w:ascii="Calibri" w:hAnsi="Calibri" w:eastAsia="Calibri"/>
+          <w:b w:val="0"/>
+          <w:i/>
+          <w:color w:val="535353"/>
+          <w:sz w:val="18"/>
+        </w:rPr>
+        <w:t xml:space="preserve">Проверить: </w:t>
+      </w:r>
+      <w:hyperlink r:id="rId13">
+        <w:r>
+          <w:rPr>
+            <w:color w:val="0563C1"/>
+            <w:u w:val="single"/>
+            <w:sz w:val="18"/>
+            <w:rFonts w:ascii="Calibri" w:hAnsi="Calibri"/>
+          </w:rPr>
+          <w:t xml:space="preserve">ФЗ от 06.04.2011 № 63‑ФЗ «Об электронной подписи»</w:t>
+        </w:r>
+      </w:hyperlink>
+      <w:r>
+        <w:rPr>
+          <w:rFonts w:ascii="Calibri" w:hAnsi="Calibri" w:eastAsia="Calibri"/>
+          <w:b w:val="0"/>
+          <w:i w:val="0"/>
+          <w:color w:val="535353"/>
+          <w:sz w:val="18"/>
+        </w:rPr>
+        <w:t xml:space="preserve">  ·  </w:t>
+      </w:r>
+      <w:hyperlink r:id="rId14">
+        <w:r>
+          <w:rPr>
+            <w:color w:val="0563C1"/>
+            <w:u w:val="single"/>
+            <w:sz w:val="18"/>
+            <w:rFonts w:ascii="Calibri" w:hAnsi="Calibri"/>
+          </w:rPr>
+          <w:t xml:space="preserve">ТК РФ, ст. 22.1–22.3 (кадровый ЭДО)</w:t>
+        </w:r>
+      </w:hyperlink>
+      <w:r>
+        <w:rPr>
+          <w:rFonts w:ascii="Calibri" w:hAnsi="Calibri" w:eastAsia="Calibri"/>
+          <w:b w:val="0"/>
+          <w:i w:val="0"/>
+          <w:color w:val="535353"/>
+          <w:sz w:val="18"/>
+        </w:rPr>
+        <w:t xml:space="preserve">  ·  </w:t>
+      </w:r>
+      <w:hyperlink r:id="rId15">
+        <w:r>
+          <w:rPr>
+            <w:color w:val="0563C1"/>
+            <w:u w:val="single"/>
+            <w:sz w:val="18"/>
+            <w:rFonts w:ascii="Calibri" w:hAnsi="Calibri"/>
+          </w:rPr>
+          <w:t xml:space="preserve">ФЗ от 04.08.2026 № 315‑ФЗ (УКЭП международных организаций)</w:t>
+        </w:r>
+      </w:hyperlink>
+      <w:r>
+        <w:rPr>
+          <w:rFonts w:ascii="Calibri" w:hAnsi="Calibri" w:eastAsia="Calibri"/>
+          <w:b w:val="0"/>
+          <w:i w:val="0"/>
+          <w:color w:val="535353"/>
+          <w:sz w:val="18"/>
+        </w:rPr>
+        <w:t xml:space="preserve">  ·  </w:t>
+      </w:r>
+      <w:hyperlink r:id="rId16">
+        <w:r>
+          <w:rPr>
+            <w:color w:val="0563C1"/>
+            <w:u w:val="single"/>
+            <w:sz w:val="18"/>
+            <w:rFonts w:ascii="Calibri" w:hAnsi="Calibri"/>
+          </w:rPr>
+          <w:t xml:space="preserve">Решение Коллегии ЕЭК от 22.08.2023 № 120 (ДТС ЕАЭС)</w:t>
+        </w:r>
+      </w:hyperlink>
     </w:p>
     <w:p>
       <w:pPr>
@@ -231,11 +885,12 @@
         <w:rPr>
           <w:rFonts w:ascii="Calibri" w:hAnsi="Calibri" w:eastAsia="Calibri"/>
           <w:b w:val="0"/>
+          <w:i w:val="0"/>
           <w:sz w:val="22"/>
         </w:rPr>
         <w:t xml:space="preserve">ФЗ от 06.04.2011 № 63‑ФЗ «Об электронной подписи»: </w:t>
       </w:r>
-      <w:hyperlink r:id="rId9">
+      <w:hyperlink r:id="rId13">
         <w:r>
           <w:rPr>
             <w:color w:val="0563C1"/>
@@ -255,11 +910,12 @@
         <w:rPr>
           <w:rFonts w:ascii="Calibri" w:hAnsi="Calibri" w:eastAsia="Calibri"/>
           <w:b w:val="0"/>
+          <w:i w:val="0"/>
           <w:sz w:val="22"/>
         </w:rPr>
         <w:t xml:space="preserve">ТК РФ, ст. 22.1–22.3 (кадровый ЭДО): </w:t>
       </w:r>
-      <w:hyperlink r:id="rId10">
+      <w:hyperlink r:id="rId14">
         <w:r>
           <w:rPr>
             <w:color w:val="0563C1"/>
@@ -279,11 +935,12 @@
         <w:rPr>
           <w:rFonts w:ascii="Calibri" w:hAnsi="Calibri" w:eastAsia="Calibri"/>
           <w:b w:val="0"/>
+          <w:i w:val="0"/>
           <w:sz w:val="22"/>
         </w:rPr>
         <w:t xml:space="preserve">ФЗ от 04.08.2026 № 315‑ФЗ (УКЭП международных организаций): </w:t>
       </w:r>
-      <w:hyperlink r:id="rId11">
+      <w:hyperlink r:id="rId15">
         <w:r>
           <w:rPr>
             <w:color w:val="0563C1"/>
@@ -310,14 +967,15 @@
         <w:tblLook w:firstColumn="1" w:firstRow="1" w:lastColumn="0" w:lastRow="0" w:noHBand="0" w:noVBand="1" w:val="04A0"/>
       </w:tblPr>
       <w:tblGrid>
-        <w:gridCol w:w="3175"/>
-        <w:gridCol w:w="3175"/>
-        <w:gridCol w:w="3175"/>
+        <w:gridCol w:w="2381"/>
+        <w:gridCol w:w="2381"/>
+        <w:gridCol w:w="2381"/>
+        <w:gridCol w:w="2381"/>
       </w:tblGrid>
       <w:tr>
         <w:tc>
           <w:tcPr>
-            <w:tcW w:type="dxa" w:w="3175"/>
+            <w:tcW w:type="dxa" w:w="2381"/>
             <w:shd w:fill="1F4E79" w:val="clear"/>
           </w:tcPr>
           <w:p>
@@ -326,6 +984,7 @@
               <w:rPr>
                 <w:rFonts w:ascii="Calibri" w:hAnsi="Calibri" w:eastAsia="Calibri"/>
                 <w:b/>
+                <w:i w:val="0"/>
                 <w:color w:val="FFFFFF"/>
                 <w:sz w:val="20"/>
               </w:rPr>
@@ -335,7 +994,7 @@
         </w:tc>
         <w:tc>
           <w:tcPr>
-            <w:tcW w:type="dxa" w:w="3175"/>
+            <w:tcW w:type="dxa" w:w="2381"/>
             <w:shd w:fill="1F4E79" w:val="clear"/>
           </w:tcPr>
           <w:p>
@@ -344,6 +1003,7 @@
               <w:rPr>
                 <w:rFonts w:ascii="Calibri" w:hAnsi="Calibri" w:eastAsia="Calibri"/>
                 <w:b/>
+                <w:i w:val="0"/>
                 <w:color w:val="FFFFFF"/>
                 <w:sz w:val="20"/>
               </w:rPr>
@@ -353,7 +1013,7 @@
         </w:tc>
         <w:tc>
           <w:tcPr>
-            <w:tcW w:type="dxa" w:w="3175"/>
+            <w:tcW w:type="dxa" w:w="2381"/>
             <w:shd w:fill="1F4E79" w:val="clear"/>
           </w:tcPr>
           <w:p>
@@ -362,6 +1022,7 @@
               <w:rPr>
                 <w:rFonts w:ascii="Calibri" w:hAnsi="Calibri" w:eastAsia="Calibri"/>
                 <w:b/>
+                <w:i w:val="0"/>
                 <w:color w:val="FFFFFF"/>
                 <w:sz w:val="20"/>
               </w:rPr>
@@ -369,11 +1030,10 @@
             </w:r>
           </w:p>
         </w:tc>
-      </w:tr>
-      <w:tr>
         <w:tc>
           <w:tcPr>
-            <w:tcW w:type="dxa" w:w="3175"/>
+            <w:tcW w:type="dxa" w:w="2381"/>
+            <w:shd w:fill="1F4E79" w:val="clear"/>
           </w:tcPr>
           <w:p>
             <w:r/>
@@ -381,6 +1041,27 @@
               <w:rPr>
                 <w:rFonts w:ascii="Calibri" w:hAnsi="Calibri" w:eastAsia="Calibri"/>
                 <w:b/>
+                <w:i w:val="0"/>
+                <w:color w:val="FFFFFF"/>
+                <w:sz w:val="20"/>
+              </w:rPr>
+              <w:t>Проверить</w:t>
+            </w:r>
+          </w:p>
+        </w:tc>
+      </w:tr>
+      <w:tr>
+        <w:tc>
+          <w:tcPr>
+            <w:tcW w:type="dxa" w:w="2381"/>
+          </w:tcPr>
+          <w:p>
+            <w:r/>
+            <w:r>
+              <w:rPr>
+                <w:rFonts w:ascii="Calibri" w:hAnsi="Calibri" w:eastAsia="Calibri"/>
+                <w:b/>
+                <w:i w:val="0"/>
                 <w:sz w:val="20"/>
               </w:rPr>
               <w:t>Юридическая сила</w:t>
@@ -389,7 +1070,7 @@
         </w:tc>
         <w:tc>
           <w:tcPr>
-            <w:tcW w:type="dxa" w:w="3175"/>
+            <w:tcW w:type="dxa" w:w="2381"/>
           </w:tcPr>
           <w:p>
             <w:r/>
@@ -397,6 +1078,7 @@
               <w:rPr>
                 <w:rFonts w:ascii="Calibri" w:hAnsi="Calibri" w:eastAsia="Calibri"/>
                 <w:b w:val="0"/>
+                <w:i w:val="0"/>
                 <w:sz w:val="20"/>
               </w:rPr>
               <w:t>Продвинутая ЭП приравнена к собственноручной (KICA 83P). Но допустимость электронной записи в суде часто зависит от сертификата s. 106B, а не только от подписи</w:t>
@@ -405,7 +1087,7 @@
         </w:tc>
         <w:tc>
           <w:tcPr>
-            <w:tcW w:type="dxa" w:w="3175"/>
+            <w:tcW w:type="dxa" w:w="2381"/>
           </w:tcPr>
           <w:p>
             <w:r/>
@@ -413,17 +1095,37 @@
               <w:rPr>
                 <w:rFonts w:ascii="Calibri" w:hAnsi="Calibri" w:eastAsia="Calibri"/>
                 <w:b w:val="0"/>
+                <w:i w:val="0"/>
                 <w:sz w:val="20"/>
               </w:rPr>
               <w:t>Эл. документ с ЭП признаётся при соблюдении вида подписи и закона/соглашения (63‑ФЗ)</w:t>
             </w:r>
           </w:p>
         </w:tc>
+        <w:tc>
+          <w:tcPr>
+            <w:tcW w:type="dxa" w:w="2381"/>
+          </w:tcPr>
+          <w:p>
+            <w:r/>
+            <w:hyperlink r:id="rId9">
+              <w:r>
+                <w:rPr>
+                  <w:color w:val="0563C1"/>
+                  <w:u w:val="single"/>
+                  <w:sz w:val="18"/>
+                  <w:rFonts w:ascii="Calibri" w:hAnsi="Calibri"/>
+                </w:rPr>
+                <w:t xml:space="preserve">[2025] KEELC 392 (Kenya Law)</w:t>
+              </w:r>
+            </w:hyperlink>
+          </w:p>
+        </w:tc>
       </w:tr>
       <w:tr>
         <w:tc>
           <w:tcPr>
-            <w:tcW w:type="dxa" w:w="3175"/>
+            <w:tcW w:type="dxa" w:w="2381"/>
           </w:tcPr>
           <w:p>
             <w:r/>
@@ -431,6 +1133,7 @@
               <w:rPr>
                 <w:rFonts w:ascii="Calibri" w:hAnsi="Calibri" w:eastAsia="Calibri"/>
                 <w:b/>
+                <w:i w:val="0"/>
                 <w:sz w:val="20"/>
               </w:rPr>
               <w:t>Модель подписи</w:t>
@@ -439,7 +1142,7 @@
         </w:tc>
         <w:tc>
           <w:tcPr>
-            <w:tcW w:type="dxa" w:w="3175"/>
+            <w:tcW w:type="dxa" w:w="2381"/>
           </w:tcPr>
           <w:p>
             <w:r/>
@@ -447,6 +1150,7 @@
               <w:rPr>
                 <w:rFonts w:ascii="Calibri" w:hAnsi="Calibri" w:eastAsia="Calibri"/>
                 <w:b w:val="0"/>
+                <w:i w:val="0"/>
                 <w:sz w:val="20"/>
               </w:rPr>
               <w:t>Электронная / advanced electronic signature (KICA); отдельно — презумпции Evidence Act 106G/106H</w:t>
@@ -455,7 +1159,7 @@
         </w:tc>
         <w:tc>
           <w:tcPr>
-            <w:tcW w:type="dxa" w:w="3175"/>
+            <w:tcW w:type="dxa" w:w="2381"/>
           </w:tcPr>
           <w:p>
             <w:r/>
@@ -463,17 +1167,37 @@
               <w:rPr>
                 <w:rFonts w:ascii="Calibri" w:hAnsi="Calibri" w:eastAsia="Calibri"/>
                 <w:b w:val="0"/>
+                <w:i w:val="0"/>
                 <w:sz w:val="20"/>
               </w:rPr>
               <w:t>ПЭП / УНЭП / УКЭП</w:t>
             </w:r>
           </w:p>
         </w:tc>
+        <w:tc>
+          <w:tcPr>
+            <w:tcW w:type="dxa" w:w="2381"/>
+          </w:tcPr>
+          <w:p>
+            <w:r/>
+            <w:hyperlink r:id="rId13">
+              <w:r>
+                <w:rPr>
+                  <w:color w:val="0563C1"/>
+                  <w:u w:val="single"/>
+                  <w:sz w:val="18"/>
+                  <w:rFonts w:ascii="Calibri" w:hAnsi="Calibri"/>
+                </w:rPr>
+                <w:t xml:space="preserve">ФЗ от 06.04.2011 № 63‑ФЗ «Об электронной подписи»</w:t>
+              </w:r>
+            </w:hyperlink>
+          </w:p>
+        </w:tc>
       </w:tr>
       <w:tr>
         <w:tc>
           <w:tcPr>
-            <w:tcW w:type="dxa" w:w="3175"/>
+            <w:tcW w:type="dxa" w:w="2381"/>
           </w:tcPr>
           <w:p>
             <w:r/>
@@ -481,6 +1205,7 @@
               <w:rPr>
                 <w:rFonts w:ascii="Calibri" w:hAnsi="Calibri" w:eastAsia="Calibri"/>
                 <w:b/>
+                <w:i w:val="0"/>
                 <w:sz w:val="20"/>
               </w:rPr>
               <w:t>Инфраструктура доверия</w:t>
@@ -489,7 +1214,7 @@
         </w:tc>
         <w:tc>
           <w:tcPr>
-            <w:tcW w:type="dxa" w:w="3175"/>
+            <w:tcW w:type="dxa" w:w="2381"/>
           </w:tcPr>
           <w:p>
             <w:r/>
@@ -497,6 +1222,7 @@
               <w:rPr>
                 <w:rFonts w:ascii="Calibri" w:hAnsi="Calibri" w:eastAsia="Calibri"/>
                 <w:b w:val="0"/>
+                <w:i w:val="0"/>
                 <w:sz w:val="20"/>
               </w:rPr>
               <w:t>Сертификационные сервисы + обязательный процессуальный сертификат компьютера/устройства (106B)</w:t>
@@ -505,7 +1231,7 @@
         </w:tc>
         <w:tc>
           <w:tcPr>
-            <w:tcW w:type="dxa" w:w="3175"/>
+            <w:tcW w:type="dxa" w:w="2381"/>
           </w:tcPr>
           <w:p>
             <w:r/>
@@ -513,17 +1239,37 @@
               <w:rPr>
                 <w:rFonts w:ascii="Calibri" w:hAnsi="Calibri" w:eastAsia="Calibri"/>
                 <w:b w:val="0"/>
+                <w:i w:val="0"/>
                 <w:sz w:val="20"/>
               </w:rPr>
               <w:t>Аккредитованные УЦ, операторы ЭДО, УЦ ФНС</w:t>
             </w:r>
           </w:p>
         </w:tc>
+        <w:tc>
+          <w:tcPr>
+            <w:tcW w:type="dxa" w:w="2381"/>
+          </w:tcPr>
+          <w:p>
+            <w:r/>
+            <w:hyperlink r:id="rId9">
+              <w:r>
+                <w:rPr>
+                  <w:color w:val="0563C1"/>
+                  <w:u w:val="single"/>
+                  <w:sz w:val="18"/>
+                  <w:rFonts w:ascii="Calibri" w:hAnsi="Calibri"/>
+                </w:rPr>
+                <w:t xml:space="preserve">[2025] KEELC 392 (Kenya Law)</w:t>
+              </w:r>
+            </w:hyperlink>
+          </w:p>
+        </w:tc>
       </w:tr>
       <w:tr>
         <w:tc>
           <w:tcPr>
-            <w:tcW w:type="dxa" w:w="3175"/>
+            <w:tcW w:type="dxa" w:w="2381"/>
           </w:tcPr>
           <w:p>
             <w:r/>
@@ -531,6 +1277,7 @@
               <w:rPr>
                 <w:rFonts w:ascii="Calibri" w:hAnsi="Calibri" w:eastAsia="Calibri"/>
                 <w:b/>
+                <w:i w:val="0"/>
                 <w:sz w:val="20"/>
               </w:rPr>
               <w:t>Трансграничность</w:t>
@@ -539,7 +1286,7 @@
         </w:tc>
         <w:tc>
           <w:tcPr>
-            <w:tcW w:type="dxa" w:w="3175"/>
+            <w:tcW w:type="dxa" w:w="2381"/>
           </w:tcPr>
           <w:p>
             <w:r/>
@@ -547,6 +1294,7 @@
               <w:rPr>
                 <w:rFonts w:ascii="Calibri" w:hAnsi="Calibri" w:eastAsia="Calibri"/>
                 <w:b w:val="0"/>
+                <w:i w:val="0"/>
                 <w:sz w:val="20"/>
               </w:rPr>
               <w:t>Нет eIDAS; оценка по внутреннему праву и соглашению</w:t>
@@ -555,7 +1303,7 @@
         </w:tc>
         <w:tc>
           <w:tcPr>
-            <w:tcW w:type="dxa" w:w="3175"/>
+            <w:tcW w:type="dxa" w:w="2381"/>
           </w:tcPr>
           <w:p>
             <w:r/>
@@ -563,10 +1311,30 @@
               <w:rPr>
                 <w:rFonts w:ascii="Calibri" w:hAnsi="Calibri" w:eastAsia="Calibri"/>
                 <w:b w:val="0"/>
+                <w:i w:val="0"/>
                 <w:sz w:val="20"/>
               </w:rPr>
               <w:t>Ст. 7 63‑ФЗ, договоры, ДТС ЕАЭС; 315‑ФЗ — УКЭП международных организаций</w:t>
             </w:r>
+          </w:p>
+        </w:tc>
+        <w:tc>
+          <w:tcPr>
+            <w:tcW w:type="dxa" w:w="2381"/>
+          </w:tcPr>
+          <w:p>
+            <w:r/>
+            <w:hyperlink r:id="rId13">
+              <w:r>
+                <w:rPr>
+                  <w:color w:val="0563C1"/>
+                  <w:u w:val="single"/>
+                  <w:sz w:val="18"/>
+                  <w:rFonts w:ascii="Calibri" w:hAnsi="Calibri"/>
+                </w:rPr>
+                <w:t xml:space="preserve">Ст. 7 63‑ФЗ — признание иностранных электронных подписей</w:t>
+              </w:r>
+            </w:hyperlink>
           </w:p>
         </w:tc>
       </w:tr>
@@ -580,6 +1348,7 @@
         <w:rPr>
           <w:rFonts w:ascii="Calibri" w:hAnsi="Calibri" w:eastAsia="Calibri"/>
           <w:b w:val="0"/>
+          <w:i w:val="0"/>
           <w:sz w:val="24"/>
         </w:rPr>
         <w:t>Сходство с РФ: электронная подпись может равняться собственноручной (УКЭП / advanced).</w:t>
@@ -593,6 +1362,7 @@
         <w:rPr>
           <w:rFonts w:ascii="Calibri" w:hAnsi="Calibri" w:eastAsia="Calibri"/>
           <w:b w:val="0"/>
+          <w:i w:val="0"/>
           <w:sz w:val="24"/>
         </w:rPr>
         <w:t>Отличие: кенийский 106B ближе к «сертификату компьютера», чем к виду ЭП. В РФ аналог — требования к средствам ЭП и иногда нотариальный осмотр доказательств, но не универсальный 106B.</w:t>
@@ -606,10 +1376,142 @@
         <w:rPr>
           <w:rFonts w:ascii="Calibri" w:hAnsi="Calibri" w:eastAsia="Calibri"/>
           <w:b w:val="0"/>
+          <w:i w:val="0"/>
           <w:sz w:val="24"/>
         </w:rPr>
         <w:t>Отличие от ЕС: нет презумпции QES; есть презумпции Evidence Act, но вход в процесс — через сертификат.</w:t>
       </w:r>
+    </w:p>
+    <w:p>
+      <w:pPr>
+        <w:spacing w:before="0" w:after="200"/>
+      </w:pPr>
+      <w:r>
+        <w:rPr>
+          <w:rFonts w:ascii="Calibri" w:hAnsi="Calibri" w:eastAsia="Calibri"/>
+          <w:b w:val="0"/>
+          <w:i/>
+          <w:color w:val="535353"/>
+          <w:sz w:val="18"/>
+        </w:rPr>
+        <w:t xml:space="preserve">Проверить: </w:t>
+      </w:r>
+      <w:hyperlink r:id="rId9">
+        <w:r>
+          <w:rPr>
+            <w:color w:val="0563C1"/>
+            <w:u w:val="single"/>
+            <w:sz w:val="18"/>
+            <w:rFonts w:ascii="Calibri" w:hAnsi="Calibri"/>
+          </w:rPr>
+          <w:t xml:space="preserve">[2025] KEELC 392 (Kenya Law)</w:t>
+        </w:r>
+      </w:hyperlink>
+      <w:r>
+        <w:rPr>
+          <w:rFonts w:ascii="Calibri" w:hAnsi="Calibri" w:eastAsia="Calibri"/>
+          <w:b w:val="0"/>
+          <w:i w:val="0"/>
+          <w:color w:val="535353"/>
+          <w:sz w:val="18"/>
+        </w:rPr>
+        <w:t xml:space="preserve">  ·  </w:t>
+      </w:r>
+      <w:hyperlink r:id="rId10">
+        <w:r>
+          <w:rPr>
+            <w:color w:val="0563C1"/>
+            <w:u w:val="single"/>
+            <w:sz w:val="18"/>
+            <w:rFonts w:ascii="Calibri" w:hAnsi="Calibri"/>
+          </w:rPr>
+          <w:t xml:space="preserve">KICA (Kenya Law)</w:t>
+        </w:r>
+      </w:hyperlink>
+      <w:r>
+        <w:rPr>
+          <w:rFonts w:ascii="Calibri" w:hAnsi="Calibri" w:eastAsia="Calibri"/>
+          <w:b w:val="0"/>
+          <w:i w:val="0"/>
+          <w:color w:val="535353"/>
+          <w:sz w:val="18"/>
+        </w:rPr>
+        <w:t xml:space="preserve">  ·  </w:t>
+      </w:r>
+      <w:hyperlink r:id="rId11">
+        <w:r>
+          <w:rPr>
+            <w:color w:val="0563C1"/>
+            <w:u w:val="single"/>
+            <w:sz w:val="18"/>
+            <w:rFonts w:ascii="Calibri" w:hAnsi="Calibri"/>
+          </w:rPr>
+          <w:t xml:space="preserve">Evidence Act Cap 80 (Kenya Law)</w:t>
+        </w:r>
+      </w:hyperlink>
+      <w:r>
+        <w:rPr>
+          <w:rFonts w:ascii="Calibri" w:hAnsi="Calibri" w:eastAsia="Calibri"/>
+          <w:b w:val="0"/>
+          <w:i w:val="0"/>
+          <w:color w:val="535353"/>
+          <w:sz w:val="18"/>
+        </w:rPr>
+        <w:t xml:space="preserve">  ·  </w:t>
+      </w:r>
+      <w:hyperlink r:id="rId12">
+        <w:r>
+          <w:rPr>
+            <w:color w:val="0563C1"/>
+            <w:u w:val="single"/>
+            <w:sz w:val="18"/>
+            <w:rFonts w:ascii="Calibri" w:hAnsi="Calibri"/>
+          </w:rPr>
+          <w:t xml:space="preserve">Evidence Act Cap 80, s. 106B (lex)</w:t>
+        </w:r>
+      </w:hyperlink>
+      <w:r>
+        <w:rPr>
+          <w:rFonts w:ascii="Calibri" w:hAnsi="Calibri" w:eastAsia="Calibri"/>
+          <w:b w:val="0"/>
+          <w:i w:val="0"/>
+          <w:color w:val="535353"/>
+          <w:sz w:val="18"/>
+        </w:rPr>
+        <w:t xml:space="preserve">  ·  </w:t>
+      </w:r>
+      <w:hyperlink r:id="rId13">
+        <w:r>
+          <w:rPr>
+            <w:color w:val="0563C1"/>
+            <w:u w:val="single"/>
+            <w:sz w:val="18"/>
+            <w:rFonts w:ascii="Calibri" w:hAnsi="Calibri"/>
+          </w:rPr>
+          <w:t xml:space="preserve">ФЗ от 06.04.2011 № 63‑ФЗ «Об электронной подписи»</w:t>
+        </w:r>
+      </w:hyperlink>
+      <w:r>
+        <w:rPr>
+          <w:rFonts w:ascii="Calibri" w:hAnsi="Calibri" w:eastAsia="Calibri"/>
+          <w:b w:val="0"/>
+          <w:i w:val="0"/>
+          <w:color w:val="535353"/>
+          <w:sz w:val="18"/>
+        </w:rPr>
+        <w:t xml:space="preserve">  ·  </w:t>
+      </w:r>
+      <w:hyperlink r:id="rId14">
+        <w:r>
+          <w:rPr>
+            <w:color w:val="0563C1"/>
+            <w:u w:val="single"/>
+            <w:sz w:val="18"/>
+            <w:rFonts w:ascii="Calibri" w:hAnsi="Calibri"/>
+          </w:rPr>
+          <w:t xml:space="preserve">ТК РФ, ст. 22.1–22.3 (кадровый ЭДО)</w:t>
+        </w:r>
+      </w:hyperlink>
     </w:p>
     <w:p>
       <w:pPr>
@@ -627,10 +1529,121 @@
         <w:rPr>
           <w:rFonts w:ascii="Calibri" w:hAnsi="Calibri" w:eastAsia="Calibri"/>
           <w:b w:val="0"/>
+          <w:i w:val="0"/>
           <w:sz w:val="24"/>
         </w:rPr>
         <w:t>Для электронных доказательств в суде — понятный «конверт допустимости» (кто, на чём, когда сформировал файл), не путая его с видом ЭП.</w:t>
       </w:r>
+    </w:p>
+    <w:p>
+      <w:pPr>
+        <w:spacing w:before="0" w:after="200"/>
+      </w:pPr>
+      <w:r>
+        <w:rPr>
+          <w:rFonts w:ascii="Calibri" w:hAnsi="Calibri" w:eastAsia="Calibri"/>
+          <w:b w:val="0"/>
+          <w:i/>
+          <w:color w:val="535353"/>
+          <w:sz w:val="18"/>
+        </w:rPr>
+        <w:t xml:space="preserve">Проверить: </w:t>
+      </w:r>
+      <w:hyperlink r:id="rId9">
+        <w:r>
+          <w:rPr>
+            <w:color w:val="0563C1"/>
+            <w:u w:val="single"/>
+            <w:sz w:val="18"/>
+            <w:rFonts w:ascii="Calibri" w:hAnsi="Calibri"/>
+          </w:rPr>
+          <w:t xml:space="preserve">[2025] KEELC 392 (Kenya Law)</w:t>
+        </w:r>
+      </w:hyperlink>
+      <w:r>
+        <w:rPr>
+          <w:rFonts w:ascii="Calibri" w:hAnsi="Calibri" w:eastAsia="Calibri"/>
+          <w:b w:val="0"/>
+          <w:i w:val="0"/>
+          <w:color w:val="535353"/>
+          <w:sz w:val="18"/>
+        </w:rPr>
+        <w:t xml:space="preserve">  ·  </w:t>
+      </w:r>
+      <w:hyperlink r:id="rId10">
+        <w:r>
+          <w:rPr>
+            <w:color w:val="0563C1"/>
+            <w:u w:val="single"/>
+            <w:sz w:val="18"/>
+            <w:rFonts w:ascii="Calibri" w:hAnsi="Calibri"/>
+          </w:rPr>
+          <w:t xml:space="preserve">KICA (Kenya Law)</w:t>
+        </w:r>
+      </w:hyperlink>
+      <w:r>
+        <w:rPr>
+          <w:rFonts w:ascii="Calibri" w:hAnsi="Calibri" w:eastAsia="Calibri"/>
+          <w:b w:val="0"/>
+          <w:i w:val="0"/>
+          <w:color w:val="535353"/>
+          <w:sz w:val="18"/>
+        </w:rPr>
+        <w:t xml:space="preserve">  ·  </w:t>
+      </w:r>
+      <w:hyperlink r:id="rId11">
+        <w:r>
+          <w:rPr>
+            <w:color w:val="0563C1"/>
+            <w:u w:val="single"/>
+            <w:sz w:val="18"/>
+            <w:rFonts w:ascii="Calibri" w:hAnsi="Calibri"/>
+          </w:rPr>
+          <w:t xml:space="preserve">Evidence Act Cap 80 (Kenya Law)</w:t>
+        </w:r>
+      </w:hyperlink>
+      <w:r>
+        <w:rPr>
+          <w:rFonts w:ascii="Calibri" w:hAnsi="Calibri" w:eastAsia="Calibri"/>
+          <w:b w:val="0"/>
+          <w:i w:val="0"/>
+          <w:color w:val="535353"/>
+          <w:sz w:val="18"/>
+        </w:rPr>
+        <w:t xml:space="preserve">  ·  </w:t>
+      </w:r>
+      <w:hyperlink r:id="rId12">
+        <w:r>
+          <w:rPr>
+            <w:color w:val="0563C1"/>
+            <w:u w:val="single"/>
+            <w:sz w:val="18"/>
+            <w:rFonts w:ascii="Calibri" w:hAnsi="Calibri"/>
+          </w:rPr>
+          <w:t xml:space="preserve">Evidence Act Cap 80, s. 106B (lex)</w:t>
+        </w:r>
+      </w:hyperlink>
+      <w:r>
+        <w:rPr>
+          <w:rFonts w:ascii="Calibri" w:hAnsi="Calibri" w:eastAsia="Calibri"/>
+          <w:b w:val="0"/>
+          <w:i w:val="0"/>
+          <w:color w:val="535353"/>
+          <w:sz w:val="18"/>
+        </w:rPr>
+        <w:t xml:space="preserve">  ·  </w:t>
+      </w:r>
+      <w:hyperlink r:id="rId14">
+        <w:r>
+          <w:rPr>
+            <w:color w:val="0563C1"/>
+            <w:u w:val="single"/>
+            <w:sz w:val="18"/>
+            <w:rFonts w:ascii="Calibri" w:hAnsi="Calibri"/>
+          </w:rPr>
+          <w:t xml:space="preserve">ТК РФ, ст. 22.1–22.3 (кадровый ЭДО)</w:t>
+        </w:r>
+      </w:hyperlink>
     </w:p>
     <w:p>
       <w:pPr>
@@ -648,10 +1661,100 @@
         <w:rPr>
           <w:rFonts w:ascii="Calibri" w:hAnsi="Calibri" w:eastAsia="Calibri"/>
           <w:b w:val="0"/>
+          <w:i w:val="0"/>
           <w:sz w:val="24"/>
         </w:rPr>
         <w:t>Не копировать 106B как обязательный ярлык на каждый журнал ОТ: это сделает электронный инструктаж практически мёртвым.</w:t>
       </w:r>
+    </w:p>
+    <w:p>
+      <w:pPr>
+        <w:spacing w:before="0" w:after="200"/>
+      </w:pPr>
+      <w:r>
+        <w:rPr>
+          <w:rFonts w:ascii="Calibri" w:hAnsi="Calibri" w:eastAsia="Calibri"/>
+          <w:b w:val="0"/>
+          <w:i/>
+          <w:color w:val="535353"/>
+          <w:sz w:val="18"/>
+        </w:rPr>
+        <w:t xml:space="preserve">Проверить: </w:t>
+      </w:r>
+      <w:hyperlink r:id="rId9">
+        <w:r>
+          <w:rPr>
+            <w:color w:val="0563C1"/>
+            <w:u w:val="single"/>
+            <w:sz w:val="18"/>
+            <w:rFonts w:ascii="Calibri" w:hAnsi="Calibri"/>
+          </w:rPr>
+          <w:t xml:space="preserve">[2025] KEELC 392 (Kenya Law)</w:t>
+        </w:r>
+      </w:hyperlink>
+      <w:r>
+        <w:rPr>
+          <w:rFonts w:ascii="Calibri" w:hAnsi="Calibri" w:eastAsia="Calibri"/>
+          <w:b w:val="0"/>
+          <w:i w:val="0"/>
+          <w:color w:val="535353"/>
+          <w:sz w:val="18"/>
+        </w:rPr>
+        <w:t xml:space="preserve">  ·  </w:t>
+      </w:r>
+      <w:hyperlink r:id="rId10">
+        <w:r>
+          <w:rPr>
+            <w:color w:val="0563C1"/>
+            <w:u w:val="single"/>
+            <w:sz w:val="18"/>
+            <w:rFonts w:ascii="Calibri" w:hAnsi="Calibri"/>
+          </w:rPr>
+          <w:t xml:space="preserve">KICA (Kenya Law)</w:t>
+        </w:r>
+      </w:hyperlink>
+      <w:r>
+        <w:rPr>
+          <w:rFonts w:ascii="Calibri" w:hAnsi="Calibri" w:eastAsia="Calibri"/>
+          <w:b w:val="0"/>
+          <w:i w:val="0"/>
+          <w:color w:val="535353"/>
+          <w:sz w:val="18"/>
+        </w:rPr>
+        <w:t xml:space="preserve">  ·  </w:t>
+      </w:r>
+      <w:hyperlink r:id="rId11">
+        <w:r>
+          <w:rPr>
+            <w:color w:val="0563C1"/>
+            <w:u w:val="single"/>
+            <w:sz w:val="18"/>
+            <w:rFonts w:ascii="Calibri" w:hAnsi="Calibri"/>
+          </w:rPr>
+          <w:t xml:space="preserve">Evidence Act Cap 80 (Kenya Law)</w:t>
+        </w:r>
+      </w:hyperlink>
+      <w:r>
+        <w:rPr>
+          <w:rFonts w:ascii="Calibri" w:hAnsi="Calibri" w:eastAsia="Calibri"/>
+          <w:b w:val="0"/>
+          <w:i w:val="0"/>
+          <w:color w:val="535353"/>
+          <w:sz w:val="18"/>
+        </w:rPr>
+        <w:t xml:space="preserve">  ·  </w:t>
+      </w:r>
+      <w:hyperlink r:id="rId12">
+        <w:r>
+          <w:rPr>
+            <w:color w:val="0563C1"/>
+            <w:u w:val="single"/>
+            <w:sz w:val="18"/>
+            <w:rFonts w:ascii="Calibri" w:hAnsi="Calibri"/>
+          </w:rPr>
+          <w:t xml:space="preserve">Evidence Act Cap 80, s. 106B (lex)</w:t>
+        </w:r>
+      </w:hyperlink>
     </w:p>
     <w:p>
       <w:pPr>
@@ -669,11 +1772,12 @@
         <w:rPr>
           <w:rFonts w:ascii="Calibri" w:hAnsi="Calibri" w:eastAsia="Calibri"/>
           <w:b w:val="0"/>
+          <w:i w:val="0"/>
           <w:sz w:val="22"/>
         </w:rPr>
         <w:t xml:space="preserve">[2025] KEELC 392 (Kenya Law): </w:t>
       </w:r>
-      <w:hyperlink r:id="rId12">
+      <w:hyperlink r:id="rId9">
         <w:r>
           <w:rPr>
             <w:color w:val="0563C1"/>
@@ -693,11 +1797,62 @@
         <w:rPr>
           <w:rFonts w:ascii="Calibri" w:hAnsi="Calibri" w:eastAsia="Calibri"/>
           <w:b w:val="0"/>
+          <w:i w:val="0"/>
           <w:sz w:val="22"/>
         </w:rPr>
-        <w:t xml:space="preserve">Evidence Act Cap 80, s. 106B: </w:t>
+        <w:t xml:space="preserve">KICA (Kenya Law): </w:t>
       </w:r>
-      <w:hyperlink r:id="rId13">
+      <w:hyperlink r:id="rId10">
+        <w:r>
+          <w:rPr>
+            <w:color w:val="0563C1"/>
+            <w:u w:val="single"/>
+            <w:sz w:val="22"/>
+            <w:rFonts w:ascii="Calibri" w:hAnsi="Calibri"/>
+          </w:rPr>
+          <w:t xml:space="preserve">https://new.kenyalaw.org/akn/ke/act/1998/2</w:t>
+        </w:r>
+      </w:hyperlink>
+    </w:p>
+    <w:p>
+      <w:pPr>
+        <w:pStyle w:val="ListBullet"/>
+      </w:pPr>
+      <w:r>
+        <w:rPr>
+          <w:rFonts w:ascii="Calibri" w:hAnsi="Calibri" w:eastAsia="Calibri"/>
+          <w:b w:val="0"/>
+          <w:i w:val="0"/>
+          <w:sz w:val="22"/>
+        </w:rPr>
+        <w:t xml:space="preserve">Evidence Act Cap 80 (Kenya Law): </w:t>
+      </w:r>
+      <w:hyperlink r:id="rId11">
+        <w:r>
+          <w:rPr>
+            <w:color w:val="0563C1"/>
+            <w:u w:val="single"/>
+            <w:sz w:val="22"/>
+            <w:rFonts w:ascii="Calibri" w:hAnsi="Calibri"/>
+          </w:rPr>
+          <w:t xml:space="preserve">https://new.kenyalaw.org/akn/ke/act/1963/46</w:t>
+        </w:r>
+      </w:hyperlink>
+    </w:p>
+    <w:p>
+      <w:pPr>
+        <w:pStyle w:val="ListBullet"/>
+      </w:pPr>
+      <w:r>
+        <w:rPr>
+          <w:rFonts w:ascii="Calibri" w:hAnsi="Calibri" w:eastAsia="Calibri"/>
+          <w:b w:val="0"/>
+          <w:i w:val="0"/>
+          <w:sz w:val="22"/>
+        </w:rPr>
+        <w:t xml:space="preserve">Evidence Act Cap 80, s. 106B (lex): </w:t>
+      </w:r>
+      <w:hyperlink r:id="rId12">
         <w:r>
           <w:rPr>
             <w:color w:val="0563C1"/>
